--- a/docs/07-Runbook-Operativo.docx
+++ b/docs/07-Runbook-Operativo.docx
@@ -496,7 +496,7 @@
                 <w:sz w:val="19"/>
                 <w:szCs w:val="19"/>
               </w:rPr>
-              <w:t xml:space="preserve">1.1</w:t>
+              <w:t xml:space="preserve">1.2</w:t>
             </w:r>
           </w:p>
         </w:tc>
@@ -904,7 +904,7 @@
                 <w:sz w:val="19"/>
                 <w:szCs w:val="19"/>
               </w:rPr>
-              <w:t xml:space="preserve">main · b6affcd</w:t>
+              <w:t xml:space="preserve">main · 3338398 (+ modifiche non ancora committate)</w:t>
             </w:r>
           </w:p>
         </w:tc>
